--- a/docs/2_Руководство_пользователя.docx
+++ b/docs/2_Руководство_пользователя.docx
@@ -15,7 +15,7 @@
         <w:rPr>
           <w:color w:val="555555"/>
         </w:rPr>
-        <w:t>Расшифровщик аудио, версия 1.1</w:t>
+        <w:t>Расшифровщик аудио, версия 1.2</w:t>
       </w:r>
     </w:p>
     <w:tbl>
@@ -366,7 +366,7 @@
     </w:p>
     <w:p>
       <w:r>
-        <w:t>Технологии: Python, Tkinter, faster-whisper (модель Whisper), python-docx.</w:t>
+        <w:t>Технологии: Python, Tkinter с темой Sun Valley (sv-ttk) в стиле Windows 11, faster-whisper (модель Whisper), python-docx.</w:t>
       </w:r>
     </w:p>
     <w:p>
@@ -380,6 +380,16 @@
     <w:p>
       <w:r>
         <w:t>Требования: Windows 10/11, Python 3.10 или новее, 4 ГБ ОЗУ (лучше 8 ГБ), около 1 ГБ на диске, интернет при первом запуске (скачивается модель).</w:t>
+      </w:r>
+    </w:p>
+    <w:p>
+      <w:r>
+        <w:t>Проще всего — готовый exe: распакуйте архив «Расшифровщик аудио 1.2.zip» и запустите «Расшифровщик аудио.exe». Python не нужен, модель уже лежит в папке models рядом с exe, интернет не нужен. Первый запуск занимает 10–20 секунд.</w:t>
+      </w:r>
+    </w:p>
+    <w:p>
+      <w:r>
+        <w:t>Запуск из исходного кода:</w:t>
       </w:r>
     </w:p>
     <w:p>
@@ -444,7 +454,7 @@
     </w:p>
     <w:p>
       <w:r>
-        <w:t>Нажмите «Открыть аудио» (Ctrl+O) и выберите файл. Под кнопками появятся сведения о файле: формат, длительность, размер.</w:t>
+        <w:t>Слева — панель действий. Нажмите «Открыть аудио» (Ctrl+O) и выберите файл. В карточке сверху появятся имя файла и сведения о нём: формат, длительность, размер.</w:t>
       </w:r>
     </w:p>
     <w:p>
@@ -454,7 +464,7 @@
       <w:r>
         <w:drawing>
           <wp:inline xmlns:a="http://schemas.openxmlformats.org/drawingml/2006/main" xmlns:pic="http://schemas.openxmlformats.org/drawingml/2006/picture">
-            <wp:extent cx="5760000" cy="4140000"/>
+            <wp:extent cx="5760000" cy="3945539"/>
             <wp:docPr id="1" name="Picture 1"/>
             <wp:cNvGraphicFramePr>
               <a:graphicFrameLocks noChangeAspect="1"/>
@@ -475,7 +485,7 @@
                   <pic:spPr>
                     <a:xfrm>
                       <a:off x="0" y="0"/>
-                      <a:ext cx="5760000" cy="4140000"/>
+                      <a:ext cx="5760000" cy="3945539"/>
                     </a:xfrm>
                     <a:prstGeom prst="rect"/>
                   </pic:spPr>
@@ -508,7 +518,7 @@
     </w:p>
     <w:p>
       <w:r>
-        <w:t>Выберите модель и язык и нажмите «Расшифровать» (F5). Фрагменты появляются в таблице по мере распознавания. Кнопка «Отмена» прерывает работу.</w:t>
+        <w:t>Выберите модель и язык и нажмите синюю кнопку «Расшифровать» (F5). Фрагменты появляются в таблице по мере распознавания. Кнопка «Отмена» прерывает работу. При автоматическом выборе язык определяется по нескольким участкам записи с голосом.</w:t>
       </w:r>
     </w:p>
     <w:tbl>
@@ -749,7 +759,7 @@
                 <w:b w:val="0"/>
                 <w:sz w:val="21"/>
               </w:rPr>
-              <w:t>Нужна более высокая точность</w:t>
+              <w:t>Нужна более высокая точность, песни и речь под музыку</w:t>
             </w:r>
           </w:p>
         </w:tc>
@@ -763,7 +773,7 @@
       <w:r>
         <w:drawing>
           <wp:inline xmlns:a="http://schemas.openxmlformats.org/drawingml/2006/main" xmlns:pic="http://schemas.openxmlformats.org/drawingml/2006/picture">
-            <wp:extent cx="5760000" cy="4140000"/>
+            <wp:extent cx="5760000" cy="3945539"/>
             <wp:docPr id="2" name="Picture 2"/>
             <wp:cNvGraphicFramePr>
               <a:graphicFrameLocks noChangeAspect="1"/>
@@ -784,7 +794,7 @@
                   <pic:spPr>
                     <a:xfrm>
                       <a:off x="0" y="0"/>
-                      <a:ext cx="5760000" cy="4140000"/>
+                      <a:ext cx="5760000" cy="3945539"/>
                     </a:xfrm>
                     <a:prstGeom prst="rect"/>
                   </pic:spPr>
@@ -828,7 +838,7 @@
         <w:pStyle w:val="ListBullet"/>
       </w:pPr>
       <w:r>
-        <w:t>«Удалить фрагмент» или клавиша Delete — убрать лишние фрагменты.</w:t>
+        <w:t>Кнопка «Удалить» или клавиша Delete — убрать лишние фрагменты.</w:t>
       </w:r>
     </w:p>
     <w:p>
@@ -846,7 +856,7 @@
       <w:r>
         <w:drawing>
           <wp:inline xmlns:a="http://schemas.openxmlformats.org/drawingml/2006/main" xmlns:pic="http://schemas.openxmlformats.org/drawingml/2006/picture">
-            <wp:extent cx="5760000" cy="4140000"/>
+            <wp:extent cx="5760000" cy="3945539"/>
             <wp:docPr id="3" name="Picture 3"/>
             <wp:cNvGraphicFramePr>
               <a:graphicFrameLocks noChangeAspect="1"/>
@@ -867,7 +877,7 @@
                   <pic:spPr>
                     <a:xfrm>
                       <a:off x="0" y="0"/>
-                      <a:ext cx="5760000" cy="4140000"/>
+                      <a:ext cx="5760000" cy="3945539"/>
                     </a:xfrm>
                     <a:prstGeom prst="rect"/>
                   </pic:spPr>
@@ -911,7 +921,7 @@
         <w:pStyle w:val="ListBullet"/>
       </w:pPr>
       <w:r>
-        <w:t>Кнопки внизу: TXT, SRT (субтитры для видео), Word (DOCX). Флажок таймкодов влияет на TXT и Word.</w:t>
+        <w:t>Раздел «Экспорт» слева: TXT, SRT (субтитры для видео), Word (DOCX). Флажок таймкодов влияет на TXT и Word.</w:t>
       </w:r>
     </w:p>
     <w:p>
@@ -929,7 +939,7 @@
       <w:r>
         <w:drawing>
           <wp:inline xmlns:a="http://schemas.openxmlformats.org/drawingml/2006/main" xmlns:pic="http://schemas.openxmlformats.org/drawingml/2006/picture">
-            <wp:extent cx="5760000" cy="4140000"/>
+            <wp:extent cx="5760000" cy="3945539"/>
             <wp:docPr id="4" name="Picture 4"/>
             <wp:cNvGraphicFramePr>
               <a:graphicFrameLocks noChangeAspect="1"/>
@@ -950,7 +960,7 @@
                   <pic:spPr>
                     <a:xfrm>
                       <a:off x="0" y="0"/>
-                      <a:ext cx="5760000" cy="4140000"/>
+                      <a:ext cx="5760000" cy="3945539"/>
                     </a:xfrm>
                     <a:prstGeom prst="rect"/>
                   </pic:spPr>
@@ -993,7 +1003,7 @@
       <w:r>
         <w:drawing>
           <wp:inline xmlns:a="http://schemas.openxmlformats.org/drawingml/2006/main" xmlns:pic="http://schemas.openxmlformats.org/drawingml/2006/picture">
-            <wp:extent cx="5760000" cy="4140000"/>
+            <wp:extent cx="5760000" cy="3945539"/>
             <wp:docPr id="5" name="Picture 5"/>
             <wp:cNvGraphicFramePr>
               <a:graphicFrameLocks noChangeAspect="1"/>
@@ -1014,7 +1024,7 @@
                   <pic:spPr>
                     <a:xfrm>
                       <a:off x="0" y="0"/>
-                      <a:ext cx="5760000" cy="4140000"/>
+                      <a:ext cx="5760000" cy="3945539"/>
                     </a:xfrm>
                     <a:prstGeom prst="rect"/>
                   </pic:spPr>
@@ -1035,6 +1045,70 @@
           <w:sz w:val="22"/>
         </w:rPr>
         <w:t>Рисунок 5 — История расшифровок</w:t>
+      </w:r>
+    </w:p>
+    <w:p>
+      <w:pPr>
+        <w:pStyle w:val="Heading2"/>
+      </w:pPr>
+      <w:r>
+        <w:t>Тёмная тема</w:t>
+      </w:r>
+    </w:p>
+    <w:p>
+      <w:r>
+        <w:t>Переключатель «Тёмная тема» внизу левой панели. Выбор запоминается.</w:t>
+      </w:r>
+    </w:p>
+    <w:p>
+      <w:pPr>
+        <w:jc w:val="center"/>
+      </w:pPr>
+      <w:r>
+        <w:drawing>
+          <wp:inline xmlns:a="http://schemas.openxmlformats.org/drawingml/2006/main" xmlns:pic="http://schemas.openxmlformats.org/drawingml/2006/picture">
+            <wp:extent cx="5760000" cy="3945539"/>
+            <wp:docPr id="6" name="Picture 6"/>
+            <wp:cNvGraphicFramePr>
+              <a:graphicFrameLocks noChangeAspect="1"/>
+            </wp:cNvGraphicFramePr>
+            <a:graphic>
+              <a:graphicData uri="http://schemas.openxmlformats.org/drawingml/2006/picture">
+                <pic:pic>
+                  <pic:nvPicPr>
+                    <pic:cNvPr id="0" name="08_dark.png"/>
+                    <pic:cNvPicPr/>
+                  </pic:nvPicPr>
+                  <pic:blipFill>
+                    <a:blip r:embed="rId14"/>
+                    <a:stretch>
+                      <a:fillRect/>
+                    </a:stretch>
+                  </pic:blipFill>
+                  <pic:spPr>
+                    <a:xfrm>
+                      <a:off x="0" y="0"/>
+                      <a:ext cx="5760000" cy="3945539"/>
+                    </a:xfrm>
+                    <a:prstGeom prst="rect"/>
+                  </pic:spPr>
+                </pic:pic>
+              </a:graphicData>
+            </a:graphic>
+          </wp:inline>
+        </w:drawing>
+      </w:r>
+    </w:p>
+    <w:p>
+      <w:pPr>
+        <w:jc w:val="center"/>
+      </w:pPr>
+      <w:r>
+        <w:rPr>
+          <w:i/>
+          <w:sz w:val="22"/>
+        </w:rPr>
+        <w:t>Рисунок 6 — Тёмная тема</w:t>
       </w:r>
     </w:p>
     <w:p>
@@ -1324,6 +1398,44 @@
                 <w:sz w:val="21"/>
               </w:rPr>
               <w:t>Выберите модель tiny; длинную запись разделите на части.</w:t>
+            </w:r>
+          </w:p>
+        </w:tc>
+      </w:tr>
+      <w:tr>
+        <w:tc>
+          <w:tcPr>
+            <w:tcW w:type="dxa" w:w="3402"/>
+          </w:tcPr>
+          <w:p>
+            <w:pPr>
+              <w:spacing w:after="20" w:line="240" w:lineRule="auto"/>
+            </w:pPr>
+            <w:r/>
+            <w:r>
+              <w:rPr>
+                <w:b w:val="0"/>
+                <w:sz w:val="21"/>
+              </w:rPr>
+              <w:t>Песня или речь под громкую музыку распознаётся плохо</w:t>
+            </w:r>
+          </w:p>
+        </w:tc>
+        <w:tc>
+          <w:tcPr>
+            <w:tcW w:type="dxa" w:w="5953"/>
+          </w:tcPr>
+          <w:p>
+            <w:pPr>
+              <w:spacing w:after="20" w:line="240" w:lineRule="auto"/>
+            </w:pPr>
+            <w:r/>
+            <w:r>
+              <w:rPr>
+                <w:b w:val="0"/>
+                <w:sz w:val="21"/>
+              </w:rPr>
+              <w:t>Выберите язык вручную и модель small. Модель Whisper рассчитана на речь, на музыке качество ниже.</w:t>
             </w:r>
           </w:p>
         </w:tc>
